--- a/docs/developpement/phases/word/PHASE_39_REVENUE_ENGINE_OU_JE_PERDS_DE_LARGENT.docx
+++ b/docs/developpement/phases/word/PHASE_39_REVENUE_ENGINE_OU_JE_PERDS_DE_LARGENT.docx
@@ -20,7 +20,7 @@
       <w:r>
         <w:t xml:space="preserve">FlaiX Expert · dossier de développement · généré le 2026-10-19 depuis le dépôt </w:t>
       </w:r>
-      <w:hyperlink w:history="1" r:id="rIdvdmhei4vmvuwmzva6fd64">
+      <w:hyperlink w:history="1" r:id="rIduz5sk75evbvcjq34175yp">
         <w:r>
           <w:rPr>
             <w:rStyle w:val="Hyperlink"/>
@@ -903,7 +903,7 @@
           <w:numId w:val="3"/>
         </w:numPr>
       </w:pPr>
-      <w:hyperlink w:history="1" r:id="rIdax-_kivx_tg6milu8a-5s">
+      <w:hyperlink w:history="1" r:id="rIdsc4hwdpnftrny3-tfbprc">
         <w:r>
           <w:rPr>
             <w:rStyle w:val="Hyperlink"/>
@@ -923,7 +923,7 @@
           <w:numId w:val="3"/>
         </w:numPr>
       </w:pPr>
-      <w:hyperlink w:history="1" r:id="rId1uhuo--4khviiq5-0i1ty">
+      <w:hyperlink w:history="1" r:id="rIdl27kikmlewd9zeunkjqi2">
         <w:r>
           <w:rPr>
             <w:rStyle w:val="Hyperlink"/>
@@ -943,7 +943,7 @@
           <w:numId w:val="3"/>
         </w:numPr>
       </w:pPr>
-      <w:hyperlink w:history="1" r:id="rIdthygbgx7nvolfouza7jrk">
+      <w:hyperlink w:history="1" r:id="rId03je-wnek6rd3p1ftjqyd">
         <w:r>
           <w:rPr>
             <w:rStyle w:val="Hyperlink"/>
@@ -991,7 +991,7 @@
       <w:r>
         <w:t xml:space="preserve"> — créé — </w:t>
       </w:r>
-      <w:hyperlink w:history="1" r:id="rIdzfgtd1gmtre94jekfx6o4">
+      <w:hyperlink w:history="1" r:id="rIdccefuodrzvzs6iiok-owp">
         <w:r>
           <w:rPr>
             <w:rStyle w:val="Hyperlink"/>
@@ -1020,7 +1020,7 @@
       <w:r>
         <w:t xml:space="preserve"> — créé — </w:t>
       </w:r>
-      <w:hyperlink w:history="1" r:id="rIdxz9v3p1zgykp-dfkig3p4">
+      <w:hyperlink w:history="1" r:id="rIdc4ri83ch-nscb5bt64tu7">
         <w:r>
           <w:rPr>
             <w:rStyle w:val="Hyperlink"/>
@@ -1057,7 +1057,7 @@
       <w:r>
         <w:t xml:space="preserve"> — modifié — </w:t>
       </w:r>
-      <w:hyperlink w:history="1" r:id="rId3xixjfj_pzgospl3catb0">
+      <w:hyperlink w:history="1" r:id="rIdjhpakka6oxbdoobqqmfm7">
         <w:r>
           <w:rPr>
             <w:rStyle w:val="Hyperlink"/>
@@ -1086,7 +1086,7 @@
       <w:r>
         <w:t xml:space="preserve"> — créé — </w:t>
       </w:r>
-      <w:hyperlink w:history="1" r:id="rId6mkjmvhhzqn8kqykbjajp">
+      <w:hyperlink w:history="1" r:id="rIdeetvvo74md2f91uypdm9n">
         <w:r>
           <w:rPr>
             <w:rStyle w:val="Hyperlink"/>
@@ -1123,7 +1123,7 @@
       <w:r>
         <w:t xml:space="preserve"> — créé — </w:t>
       </w:r>
-      <w:hyperlink w:history="1" r:id="rIdrltglngl79y3tfpzpfdry">
+      <w:hyperlink w:history="1" r:id="rIdavpck2onethlb7vfklfdp">
         <w:r>
           <w:rPr>
             <w:rStyle w:val="Hyperlink"/>
@@ -1152,7 +1152,7 @@
       <w:r>
         <w:t xml:space="preserve"> — modifié — </w:t>
       </w:r>
-      <w:hyperlink w:history="1" r:id="rIdbzpucj28glby6a0tsxh1l">
+      <w:hyperlink w:history="1" r:id="rIds4lkzchsqlpeatwqpey8u">
         <w:r>
           <w:rPr>
             <w:rStyle w:val="Hyperlink"/>
@@ -1189,7 +1189,7 @@
       <w:r>
         <w:t xml:space="preserve"> — créé — </w:t>
       </w:r>
-      <w:hyperlink w:history="1" r:id="rIdfdn_woe3szdfrlnjv1zqy">
+      <w:hyperlink w:history="1" r:id="rIdemju-fm_mvdjk8rbfw8xp">
         <w:r>
           <w:rPr>
             <w:rStyle w:val="Hyperlink"/>
@@ -1218,7 +1218,7 @@
       <w:r>
         <w:t xml:space="preserve"> — créé — </w:t>
       </w:r>
-      <w:hyperlink w:history="1" r:id="rIdu8m7iscih-vv9ysxeb6xn">
+      <w:hyperlink w:history="1" r:id="rIdfyi1dwhz_-hnvf8s7zopq">
         <w:r>
           <w:rPr>
             <w:rStyle w:val="Hyperlink"/>
@@ -1247,7 +1247,7 @@
       <w:r>
         <w:t xml:space="preserve"> — modifié — </w:t>
       </w:r>
-      <w:hyperlink w:history="1" r:id="rIdonfspsyo3zki9vi9m5hqp">
+      <w:hyperlink w:history="1" r:id="rId-kwdhmf1kvvuhpm9cmtqu">
         <w:r>
           <w:rPr>
             <w:rStyle w:val="Hyperlink"/>
@@ -1276,7 +1276,7 @@
       <w:r>
         <w:t xml:space="preserve"> — modifié — </w:t>
       </w:r>
-      <w:hyperlink w:history="1" r:id="rId7zilopyg_05khxal3ap2m">
+      <w:hyperlink w:history="1" r:id="rIddg5f0udflzpaljovhqlbb">
         <w:r>
           <w:rPr>
             <w:rStyle w:val="Hyperlink"/>
@@ -1313,7 +1313,7 @@
       <w:r>
         <w:t xml:space="preserve"> — modifié — </w:t>
       </w:r>
-      <w:hyperlink w:history="1" r:id="rId8zvwxrzasj2ldwo0pma7i">
+      <w:hyperlink w:history="1" r:id="rIdbcpmxi66byeamgsq1dxsj">
         <w:r>
           <w:rPr>
             <w:rStyle w:val="Hyperlink"/>

--- a/docs/developpement/phases/word/PHASE_39_REVENUE_ENGINE_OU_JE_PERDS_DE_LARGENT.docx
+++ b/docs/developpement/phases/word/PHASE_39_REVENUE_ENGINE_OU_JE_PERDS_DE_LARGENT.docx
@@ -20,7 +20,7 @@
       <w:r>
         <w:t xml:space="preserve">FlaiX Expert · dossier de développement · généré le 2026-10-19 depuis le dépôt </w:t>
       </w:r>
-      <w:hyperlink w:history="1" r:id="rIduz5sk75evbvcjq34175yp">
+      <w:hyperlink w:history="1" r:id="rId_dvffduvi3r3yzlbficge">
         <w:r>
           <w:rPr>
             <w:rStyle w:val="Hyperlink"/>
@@ -903,7 +903,7 @@
           <w:numId w:val="3"/>
         </w:numPr>
       </w:pPr>
-      <w:hyperlink w:history="1" r:id="rIdsc4hwdpnftrny3-tfbprc">
+      <w:hyperlink w:history="1" r:id="rIdg_hrsek_ctvadm0pokkvh">
         <w:r>
           <w:rPr>
             <w:rStyle w:val="Hyperlink"/>
@@ -923,7 +923,7 @@
           <w:numId w:val="3"/>
         </w:numPr>
       </w:pPr>
-      <w:hyperlink w:history="1" r:id="rIdl27kikmlewd9zeunkjqi2">
+      <w:hyperlink w:history="1" r:id="rIdajyila9kovmfl3kwswt-e">
         <w:r>
           <w:rPr>
             <w:rStyle w:val="Hyperlink"/>
@@ -943,7 +943,7 @@
           <w:numId w:val="3"/>
         </w:numPr>
       </w:pPr>
-      <w:hyperlink w:history="1" r:id="rId03je-wnek6rd3p1ftjqyd">
+      <w:hyperlink w:history="1" r:id="rIdspc13qe4_yrqxr44fh_yz">
         <w:r>
           <w:rPr>
             <w:rStyle w:val="Hyperlink"/>
@@ -991,7 +991,7 @@
       <w:r>
         <w:t xml:space="preserve"> — créé — </w:t>
       </w:r>
-      <w:hyperlink w:history="1" r:id="rIdccefuodrzvzs6iiok-owp">
+      <w:hyperlink w:history="1" r:id="rId9wp4udwjtt8p5vnsbmtf0">
         <w:r>
           <w:rPr>
             <w:rStyle w:val="Hyperlink"/>
@@ -1020,7 +1020,7 @@
       <w:r>
         <w:t xml:space="preserve"> — créé — </w:t>
       </w:r>
-      <w:hyperlink w:history="1" r:id="rIdc4ri83ch-nscb5bt64tu7">
+      <w:hyperlink w:history="1" r:id="rIdndh9ymfbjfz2zpflbhvx_">
         <w:r>
           <w:rPr>
             <w:rStyle w:val="Hyperlink"/>
@@ -1057,7 +1057,7 @@
       <w:r>
         <w:t xml:space="preserve"> — modifié — </w:t>
       </w:r>
-      <w:hyperlink w:history="1" r:id="rIdjhpakka6oxbdoobqqmfm7">
+      <w:hyperlink w:history="1" r:id="rIdjoahm79js6i9du8kw1mxg">
         <w:r>
           <w:rPr>
             <w:rStyle w:val="Hyperlink"/>
@@ -1086,7 +1086,7 @@
       <w:r>
         <w:t xml:space="preserve"> — créé — </w:t>
       </w:r>
-      <w:hyperlink w:history="1" r:id="rIdeetvvo74md2f91uypdm9n">
+      <w:hyperlink w:history="1" r:id="rIdwdoitc17lr2owc9bs5tct">
         <w:r>
           <w:rPr>
             <w:rStyle w:val="Hyperlink"/>
@@ -1123,7 +1123,7 @@
       <w:r>
         <w:t xml:space="preserve"> — créé — </w:t>
       </w:r>
-      <w:hyperlink w:history="1" r:id="rIdavpck2onethlb7vfklfdp">
+      <w:hyperlink w:history="1" r:id="rIdbzhelp-wozsh-si9wtfow">
         <w:r>
           <w:rPr>
             <w:rStyle w:val="Hyperlink"/>
@@ -1152,7 +1152,7 @@
       <w:r>
         <w:t xml:space="preserve"> — modifié — </w:t>
       </w:r>
-      <w:hyperlink w:history="1" r:id="rIds4lkzchsqlpeatwqpey8u">
+      <w:hyperlink w:history="1" r:id="rId2q0-fypuxsuww6rgbxrqx">
         <w:r>
           <w:rPr>
             <w:rStyle w:val="Hyperlink"/>
@@ -1189,7 +1189,7 @@
       <w:r>
         <w:t xml:space="preserve"> — créé — </w:t>
       </w:r>
-      <w:hyperlink w:history="1" r:id="rIdemju-fm_mvdjk8rbfw8xp">
+      <w:hyperlink w:history="1" r:id="rIdpbvvmpiqh--2at-izsxdp">
         <w:r>
           <w:rPr>
             <w:rStyle w:val="Hyperlink"/>
@@ -1218,7 +1218,7 @@
       <w:r>
         <w:t xml:space="preserve"> — créé — </w:t>
       </w:r>
-      <w:hyperlink w:history="1" r:id="rIdfyi1dwhz_-hnvf8s7zopq">
+      <w:hyperlink w:history="1" r:id="rIdwe94_d_k2yiyuzq1ffggy">
         <w:r>
           <w:rPr>
             <w:rStyle w:val="Hyperlink"/>
@@ -1247,7 +1247,7 @@
       <w:r>
         <w:t xml:space="preserve"> — modifié — </w:t>
       </w:r>
-      <w:hyperlink w:history="1" r:id="rId-kwdhmf1kvvuhpm9cmtqu">
+      <w:hyperlink w:history="1" r:id="rIdjggagykhhw84rntugs3am">
         <w:r>
           <w:rPr>
             <w:rStyle w:val="Hyperlink"/>
@@ -1276,7 +1276,7 @@
       <w:r>
         <w:t xml:space="preserve"> — modifié — </w:t>
       </w:r>
-      <w:hyperlink w:history="1" r:id="rIddg5f0udflzpaljovhqlbb">
+      <w:hyperlink w:history="1" r:id="rIduzgcdqh09aaxdylxol6ha">
         <w:r>
           <w:rPr>
             <w:rStyle w:val="Hyperlink"/>
@@ -1313,7 +1313,7 @@
       <w:r>
         <w:t xml:space="preserve"> — modifié — </w:t>
       </w:r>
-      <w:hyperlink w:history="1" r:id="rIdbcpmxi66byeamgsq1dxsj">
+      <w:hyperlink w:history="1" r:id="rIdwvwk6pl4sysekhwiw_jtb">
         <w:r>
           <w:rPr>
             <w:rStyle w:val="Hyperlink"/>

--- a/docs/developpement/phases/word/PHASE_39_REVENUE_ENGINE_OU_JE_PERDS_DE_LARGENT.docx
+++ b/docs/developpement/phases/word/PHASE_39_REVENUE_ENGINE_OU_JE_PERDS_DE_LARGENT.docx
@@ -20,7 +20,7 @@
       <w:r>
         <w:t xml:space="preserve">FlaiX Expert · dossier de développement · généré le 2026-10-19 depuis le dépôt </w:t>
       </w:r>
-      <w:hyperlink w:history="1" r:id="rId_dvffduvi3r3yzlbficge">
+      <w:hyperlink w:history="1" r:id="rId4sairvao1o2aur1xj4jw7">
         <w:r>
           <w:rPr>
             <w:rStyle w:val="Hyperlink"/>
@@ -903,7 +903,7 @@
           <w:numId w:val="3"/>
         </w:numPr>
       </w:pPr>
-      <w:hyperlink w:history="1" r:id="rIdg_hrsek_ctvadm0pokkvh">
+      <w:hyperlink w:history="1" r:id="rIdzzly5-pknes8qvsgl9vsb">
         <w:r>
           <w:rPr>
             <w:rStyle w:val="Hyperlink"/>
@@ -923,7 +923,7 @@
           <w:numId w:val="3"/>
         </w:numPr>
       </w:pPr>
-      <w:hyperlink w:history="1" r:id="rIdajyila9kovmfl3kwswt-e">
+      <w:hyperlink w:history="1" r:id="rId7fm2bfjbb6ze0hgvuwrdv">
         <w:r>
           <w:rPr>
             <w:rStyle w:val="Hyperlink"/>
@@ -943,7 +943,7 @@
           <w:numId w:val="3"/>
         </w:numPr>
       </w:pPr>
-      <w:hyperlink w:history="1" r:id="rIdspc13qe4_yrqxr44fh_yz">
+      <w:hyperlink w:history="1" r:id="rIdahk3bmmu0nhyb5fyhxnqz">
         <w:r>
           <w:rPr>
             <w:rStyle w:val="Hyperlink"/>
@@ -991,7 +991,7 @@
       <w:r>
         <w:t xml:space="preserve"> — créé — </w:t>
       </w:r>
-      <w:hyperlink w:history="1" r:id="rId9wp4udwjtt8p5vnsbmtf0">
+      <w:hyperlink w:history="1" r:id="rIdbcokzqg43ke6niwvjpxfn">
         <w:r>
           <w:rPr>
             <w:rStyle w:val="Hyperlink"/>
@@ -1020,7 +1020,7 @@
       <w:r>
         <w:t xml:space="preserve"> — créé — </w:t>
       </w:r>
-      <w:hyperlink w:history="1" r:id="rIdndh9ymfbjfz2zpflbhvx_">
+      <w:hyperlink w:history="1" r:id="rId_grtxxj10bvaknjqp624-">
         <w:r>
           <w:rPr>
             <w:rStyle w:val="Hyperlink"/>
@@ -1057,7 +1057,7 @@
       <w:r>
         <w:t xml:space="preserve"> — modifié — </w:t>
       </w:r>
-      <w:hyperlink w:history="1" r:id="rIdjoahm79js6i9du8kw1mxg">
+      <w:hyperlink w:history="1" r:id="rIdxcwas0teeyfraq1erev5n">
         <w:r>
           <w:rPr>
             <w:rStyle w:val="Hyperlink"/>
@@ -1086,7 +1086,7 @@
       <w:r>
         <w:t xml:space="preserve"> — créé — </w:t>
       </w:r>
-      <w:hyperlink w:history="1" r:id="rIdwdoitc17lr2owc9bs5tct">
+      <w:hyperlink w:history="1" r:id="rIdn6ntui33_wslcd4iql6rq">
         <w:r>
           <w:rPr>
             <w:rStyle w:val="Hyperlink"/>
@@ -1123,7 +1123,7 @@
       <w:r>
         <w:t xml:space="preserve"> — créé — </w:t>
       </w:r>
-      <w:hyperlink w:history="1" r:id="rIdbzhelp-wozsh-si9wtfow">
+      <w:hyperlink w:history="1" r:id="rIdpmvjtninj6jwxv9bkc0kg">
         <w:r>
           <w:rPr>
             <w:rStyle w:val="Hyperlink"/>
@@ -1152,7 +1152,7 @@
       <w:r>
         <w:t xml:space="preserve"> — modifié — </w:t>
       </w:r>
-      <w:hyperlink w:history="1" r:id="rId2q0-fypuxsuww6rgbxrqx">
+      <w:hyperlink w:history="1" r:id="rIdzu34gwro4hrozqce0mgg7">
         <w:r>
           <w:rPr>
             <w:rStyle w:val="Hyperlink"/>
@@ -1189,7 +1189,7 @@
       <w:r>
         <w:t xml:space="preserve"> — créé — </w:t>
       </w:r>
-      <w:hyperlink w:history="1" r:id="rIdpbvvmpiqh--2at-izsxdp">
+      <w:hyperlink w:history="1" r:id="rId2jebyyuxef2nmuulx55yb">
         <w:r>
           <w:rPr>
             <w:rStyle w:val="Hyperlink"/>
@@ -1218,7 +1218,7 @@
       <w:r>
         <w:t xml:space="preserve"> — créé — </w:t>
       </w:r>
-      <w:hyperlink w:history="1" r:id="rIdwe94_d_k2yiyuzq1ffggy">
+      <w:hyperlink w:history="1" r:id="rIdqrde8tvtdvntsfovdwhga">
         <w:r>
           <w:rPr>
             <w:rStyle w:val="Hyperlink"/>
@@ -1247,7 +1247,7 @@
       <w:r>
         <w:t xml:space="preserve"> — modifié — </w:t>
       </w:r>
-      <w:hyperlink w:history="1" r:id="rIdjggagykhhw84rntugs3am">
+      <w:hyperlink w:history="1" r:id="rIdmeoigkf4alf5yfiershnc">
         <w:r>
           <w:rPr>
             <w:rStyle w:val="Hyperlink"/>
@@ -1276,7 +1276,7 @@
       <w:r>
         <w:t xml:space="preserve"> — modifié — </w:t>
       </w:r>
-      <w:hyperlink w:history="1" r:id="rIduzgcdqh09aaxdylxol6ha">
+      <w:hyperlink w:history="1" r:id="rIdqt2xnbiwgzgzqcden8suq">
         <w:r>
           <w:rPr>
             <w:rStyle w:val="Hyperlink"/>
@@ -1313,7 +1313,7 @@
       <w:r>
         <w:t xml:space="preserve"> — modifié — </w:t>
       </w:r>
-      <w:hyperlink w:history="1" r:id="rIdwvwk6pl4sysekhwiw_jtb">
+      <w:hyperlink w:history="1" r:id="rIdfodplk3htarzq9p_twyjv">
         <w:r>
           <w:rPr>
             <w:rStyle w:val="Hyperlink"/>

--- a/docs/developpement/phases/word/PHASE_39_REVENUE_ENGINE_OU_JE_PERDS_DE_LARGENT.docx
+++ b/docs/developpement/phases/word/PHASE_39_REVENUE_ENGINE_OU_JE_PERDS_DE_LARGENT.docx
@@ -20,7 +20,7 @@
       <w:r>
         <w:t xml:space="preserve">FlaiX Expert · dossier de développement · généré le 2026-10-19 depuis le dépôt </w:t>
       </w:r>
-      <w:hyperlink w:history="1" r:id="rId4sairvao1o2aur1xj4jw7">
+      <w:hyperlink w:history="1" r:id="rId-3agaqcgrbdpvrmvqvox7">
         <w:r>
           <w:rPr>
             <w:rStyle w:val="Hyperlink"/>
@@ -903,7 +903,7 @@
           <w:numId w:val="3"/>
         </w:numPr>
       </w:pPr>
-      <w:hyperlink w:history="1" r:id="rIdzzly5-pknes8qvsgl9vsb">
+      <w:hyperlink w:history="1" r:id="rIdijyaw7vweweosbutquq0k">
         <w:r>
           <w:rPr>
             <w:rStyle w:val="Hyperlink"/>
@@ -923,7 +923,7 @@
           <w:numId w:val="3"/>
         </w:numPr>
       </w:pPr>
-      <w:hyperlink w:history="1" r:id="rId7fm2bfjbb6ze0hgvuwrdv">
+      <w:hyperlink w:history="1" r:id="rIdkysv4gom_h1e7lbtmbyli">
         <w:r>
           <w:rPr>
             <w:rStyle w:val="Hyperlink"/>
@@ -943,7 +943,7 @@
           <w:numId w:val="3"/>
         </w:numPr>
       </w:pPr>
-      <w:hyperlink w:history="1" r:id="rIdahk3bmmu0nhyb5fyhxnqz">
+      <w:hyperlink w:history="1" r:id="rIdwmjhug90ceanugr5b0v13">
         <w:r>
           <w:rPr>
             <w:rStyle w:val="Hyperlink"/>
@@ -991,7 +991,7 @@
       <w:r>
         <w:t xml:space="preserve"> — créé — </w:t>
       </w:r>
-      <w:hyperlink w:history="1" r:id="rIdbcokzqg43ke6niwvjpxfn">
+      <w:hyperlink w:history="1" r:id="rIde1nsmqzd1ckwuvskvfvya">
         <w:r>
           <w:rPr>
             <w:rStyle w:val="Hyperlink"/>
@@ -1020,7 +1020,7 @@
       <w:r>
         <w:t xml:space="preserve"> — créé — </w:t>
       </w:r>
-      <w:hyperlink w:history="1" r:id="rId_grtxxj10bvaknjqp624-">
+      <w:hyperlink w:history="1" r:id="rIdfdwqu1xq5gaejux8uf5bw">
         <w:r>
           <w:rPr>
             <w:rStyle w:val="Hyperlink"/>
@@ -1057,7 +1057,7 @@
       <w:r>
         <w:t xml:space="preserve"> — modifié — </w:t>
       </w:r>
-      <w:hyperlink w:history="1" r:id="rIdxcwas0teeyfraq1erev5n">
+      <w:hyperlink w:history="1" r:id="rIdf6j_9lsxjynkmcrj8vzxn">
         <w:r>
           <w:rPr>
             <w:rStyle w:val="Hyperlink"/>
@@ -1086,7 +1086,7 @@
       <w:r>
         <w:t xml:space="preserve"> — créé — </w:t>
       </w:r>
-      <w:hyperlink w:history="1" r:id="rIdn6ntui33_wslcd4iql6rq">
+      <w:hyperlink w:history="1" r:id="rIdfub02v10kpftfbuew_dew">
         <w:r>
           <w:rPr>
             <w:rStyle w:val="Hyperlink"/>
@@ -1123,7 +1123,7 @@
       <w:r>
         <w:t xml:space="preserve"> — créé — </w:t>
       </w:r>
-      <w:hyperlink w:history="1" r:id="rIdpmvjtninj6jwxv9bkc0kg">
+      <w:hyperlink w:history="1" r:id="rIdafhy3_f6rzat_pphsnuhu">
         <w:r>
           <w:rPr>
             <w:rStyle w:val="Hyperlink"/>
@@ -1152,7 +1152,7 @@
       <w:r>
         <w:t xml:space="preserve"> — modifié — </w:t>
       </w:r>
-      <w:hyperlink w:history="1" r:id="rIdzu34gwro4hrozqce0mgg7">
+      <w:hyperlink w:history="1" r:id="rIdg0pa1npdtns_cgcqyy_8y">
         <w:r>
           <w:rPr>
             <w:rStyle w:val="Hyperlink"/>
@@ -1189,7 +1189,7 @@
       <w:r>
         <w:t xml:space="preserve"> — créé — </w:t>
       </w:r>
-      <w:hyperlink w:history="1" r:id="rId2jebyyuxef2nmuulx55yb">
+      <w:hyperlink w:history="1" r:id="rIdmuv-lii7aw0mx5qrqvetm">
         <w:r>
           <w:rPr>
             <w:rStyle w:val="Hyperlink"/>
@@ -1218,7 +1218,7 @@
       <w:r>
         <w:t xml:space="preserve"> — créé — </w:t>
       </w:r>
-      <w:hyperlink w:history="1" r:id="rIdqrde8tvtdvntsfovdwhga">
+      <w:hyperlink w:history="1" r:id="rIdkxuoosoh6z2biufucrodt">
         <w:r>
           <w:rPr>
             <w:rStyle w:val="Hyperlink"/>
@@ -1247,7 +1247,7 @@
       <w:r>
         <w:t xml:space="preserve"> — modifié — </w:t>
       </w:r>
-      <w:hyperlink w:history="1" r:id="rIdmeoigkf4alf5yfiershnc">
+      <w:hyperlink w:history="1" r:id="rIdjz-1x4qy8tjqnkxwatj_c">
         <w:r>
           <w:rPr>
             <w:rStyle w:val="Hyperlink"/>
@@ -1276,7 +1276,7 @@
       <w:r>
         <w:t xml:space="preserve"> — modifié — </w:t>
       </w:r>
-      <w:hyperlink w:history="1" r:id="rIdqt2xnbiwgzgzqcden8suq">
+      <w:hyperlink w:history="1" r:id="rIdj6mi6uhvvujkh3ifjdcou">
         <w:r>
           <w:rPr>
             <w:rStyle w:val="Hyperlink"/>
@@ -1313,7 +1313,7 @@
       <w:r>
         <w:t xml:space="preserve"> — modifié — </w:t>
       </w:r>
-      <w:hyperlink w:history="1" r:id="rIdfodplk3htarzq9p_twyjv">
+      <w:hyperlink w:history="1" r:id="rIdn05hdethydt1upsp6m9yy">
         <w:r>
           <w:rPr>
             <w:rStyle w:val="Hyperlink"/>

--- a/docs/developpement/phases/word/PHASE_39_REVENUE_ENGINE_OU_JE_PERDS_DE_LARGENT.docx
+++ b/docs/developpement/phases/word/PHASE_39_REVENUE_ENGINE_OU_JE_PERDS_DE_LARGENT.docx
@@ -18,9 +18,9 @@
         <w:shd w:fill="F6F3FF" w:color="auto" w:val="clear"/>
       </w:pPr>
       <w:r>
-        <w:t xml:space="preserve">FlaiX Expert · dossier de développement · généré le 2026-10-19 depuis le dépôt </w:t>
-      </w:r>
-      <w:hyperlink w:history="1" r:id="rId-3agaqcgrbdpvrmvqvox7">
+        <w:t xml:space="preserve">FlaiX Expert · dossier de développement · généré le 2026-10-21 depuis le dépôt </w:t>
+      </w:r>
+      <w:hyperlink w:history="1" r:id="rId70467kojuqjnie6csztkn">
         <w:r>
           <w:rPr>
             <w:rStyle w:val="Hyperlink"/>
@@ -903,7 +903,7 @@
           <w:numId w:val="3"/>
         </w:numPr>
       </w:pPr>
-      <w:hyperlink w:history="1" r:id="rIdijyaw7vweweosbutquq0k">
+      <w:hyperlink w:history="1" r:id="rIdvdewoofeumo6tzuzfdfks">
         <w:r>
           <w:rPr>
             <w:rStyle w:val="Hyperlink"/>
@@ -923,7 +923,7 @@
           <w:numId w:val="3"/>
         </w:numPr>
       </w:pPr>
-      <w:hyperlink w:history="1" r:id="rIdkysv4gom_h1e7lbtmbyli">
+      <w:hyperlink w:history="1" r:id="rIddl-dd9qjm9x2_wjsxhkhn">
         <w:r>
           <w:rPr>
             <w:rStyle w:val="Hyperlink"/>
@@ -943,7 +943,7 @@
           <w:numId w:val="3"/>
         </w:numPr>
       </w:pPr>
-      <w:hyperlink w:history="1" r:id="rIdwmjhug90ceanugr5b0v13">
+      <w:hyperlink w:history="1" r:id="rIdazwl74u6qjqw28yvkr8rg">
         <w:r>
           <w:rPr>
             <w:rStyle w:val="Hyperlink"/>
@@ -991,7 +991,7 @@
       <w:r>
         <w:t xml:space="preserve"> — créé — </w:t>
       </w:r>
-      <w:hyperlink w:history="1" r:id="rIde1nsmqzd1ckwuvskvfvya">
+      <w:hyperlink w:history="1" r:id="rId5ebdryn8zukmq_b04bxlh">
         <w:r>
           <w:rPr>
             <w:rStyle w:val="Hyperlink"/>
@@ -1020,7 +1020,7 @@
       <w:r>
         <w:t xml:space="preserve"> — créé — </w:t>
       </w:r>
-      <w:hyperlink w:history="1" r:id="rIdfdwqu1xq5gaejux8uf5bw">
+      <w:hyperlink w:history="1" r:id="rId9wdlutj9v6elqhmg0qlwb">
         <w:r>
           <w:rPr>
             <w:rStyle w:val="Hyperlink"/>
@@ -1057,7 +1057,7 @@
       <w:r>
         <w:t xml:space="preserve"> — modifié — </w:t>
       </w:r>
-      <w:hyperlink w:history="1" r:id="rIdf6j_9lsxjynkmcrj8vzxn">
+      <w:hyperlink w:history="1" r:id="rIdtqihdcye7l0jptjhnlfdk">
         <w:r>
           <w:rPr>
             <w:rStyle w:val="Hyperlink"/>
@@ -1086,7 +1086,7 @@
       <w:r>
         <w:t xml:space="preserve"> — créé — </w:t>
       </w:r>
-      <w:hyperlink w:history="1" r:id="rIdfub02v10kpftfbuew_dew">
+      <w:hyperlink w:history="1" r:id="rIdjpnltnkcnab8-tknix3mb">
         <w:r>
           <w:rPr>
             <w:rStyle w:val="Hyperlink"/>
@@ -1123,7 +1123,7 @@
       <w:r>
         <w:t xml:space="preserve"> — créé — </w:t>
       </w:r>
-      <w:hyperlink w:history="1" r:id="rIdafhy3_f6rzat_pphsnuhu">
+      <w:hyperlink w:history="1" r:id="rIdzhdeuigcmcuhnwa4-5zvi">
         <w:r>
           <w:rPr>
             <w:rStyle w:val="Hyperlink"/>
@@ -1152,7 +1152,7 @@
       <w:r>
         <w:t xml:space="preserve"> — modifié — </w:t>
       </w:r>
-      <w:hyperlink w:history="1" r:id="rIdg0pa1npdtns_cgcqyy_8y">
+      <w:hyperlink w:history="1" r:id="rIdyaalw_jayidtqipkndpof">
         <w:r>
           <w:rPr>
             <w:rStyle w:val="Hyperlink"/>
@@ -1189,7 +1189,7 @@
       <w:r>
         <w:t xml:space="preserve"> — créé — </w:t>
       </w:r>
-      <w:hyperlink w:history="1" r:id="rIdmuv-lii7aw0mx5qrqvetm">
+      <w:hyperlink w:history="1" r:id="rIdc-zqvlzs-mhuz8p4jvvcc">
         <w:r>
           <w:rPr>
             <w:rStyle w:val="Hyperlink"/>
@@ -1218,7 +1218,7 @@
       <w:r>
         <w:t xml:space="preserve"> — créé — </w:t>
       </w:r>
-      <w:hyperlink w:history="1" r:id="rIdkxuoosoh6z2biufucrodt">
+      <w:hyperlink w:history="1" r:id="rIdbs35lngo9vv80kjdkwndy">
         <w:r>
           <w:rPr>
             <w:rStyle w:val="Hyperlink"/>
@@ -1247,7 +1247,7 @@
       <w:r>
         <w:t xml:space="preserve"> — modifié — </w:t>
       </w:r>
-      <w:hyperlink w:history="1" r:id="rIdjz-1x4qy8tjqnkxwatj_c">
+      <w:hyperlink w:history="1" r:id="rIdwdbspu2pflydabcr5ukep">
         <w:r>
           <w:rPr>
             <w:rStyle w:val="Hyperlink"/>
@@ -1276,7 +1276,7 @@
       <w:r>
         <w:t xml:space="preserve"> — modifié — </w:t>
       </w:r>
-      <w:hyperlink w:history="1" r:id="rIdj6mi6uhvvujkh3ifjdcou">
+      <w:hyperlink w:history="1" r:id="rIdd_c5fdrs3wmbycyul5z_m">
         <w:r>
           <w:rPr>
             <w:rStyle w:val="Hyperlink"/>
@@ -1313,7 +1313,7 @@
       <w:r>
         <w:t xml:space="preserve"> — modifié — </w:t>
       </w:r>
-      <w:hyperlink w:history="1" r:id="rIdn05hdethydt1upsp6m9yy">
+      <w:hyperlink w:history="1" r:id="rIdeu8gpbamfz728we_w2lkw">
         <w:r>
           <w:rPr>
             <w:rStyle w:val="Hyperlink"/>

--- a/docs/developpement/phases/word/PHASE_39_REVENUE_ENGINE_OU_JE_PERDS_DE_LARGENT.docx
+++ b/docs/developpement/phases/word/PHASE_39_REVENUE_ENGINE_OU_JE_PERDS_DE_LARGENT.docx
@@ -20,7 +20,7 @@
       <w:r>
         <w:t xml:space="preserve">FlaiX Expert · dossier de développement · généré le 2026-10-21 depuis le dépôt </w:t>
       </w:r>
-      <w:hyperlink w:history="1" r:id="rId70467kojuqjnie6csztkn">
+      <w:hyperlink w:history="1" r:id="rId5iw7t3kbzysl6xghyegig">
         <w:r>
           <w:rPr>
             <w:rStyle w:val="Hyperlink"/>
@@ -903,7 +903,7 @@
           <w:numId w:val="3"/>
         </w:numPr>
       </w:pPr>
-      <w:hyperlink w:history="1" r:id="rIdvdewoofeumo6tzuzfdfks">
+      <w:hyperlink w:history="1" r:id="rIdpxkcgpqvy4yxz-g0dk2s0">
         <w:r>
           <w:rPr>
             <w:rStyle w:val="Hyperlink"/>
@@ -923,7 +923,7 @@
           <w:numId w:val="3"/>
         </w:numPr>
       </w:pPr>
-      <w:hyperlink w:history="1" r:id="rIddl-dd9qjm9x2_wjsxhkhn">
+      <w:hyperlink w:history="1" r:id="rIdavs9qca3geaqyae4qjti4">
         <w:r>
           <w:rPr>
             <w:rStyle w:val="Hyperlink"/>
@@ -943,7 +943,7 @@
           <w:numId w:val="3"/>
         </w:numPr>
       </w:pPr>
-      <w:hyperlink w:history="1" r:id="rIdazwl74u6qjqw28yvkr8rg">
+      <w:hyperlink w:history="1" r:id="rIdmoxni8jgwkaodbt1napcb">
         <w:r>
           <w:rPr>
             <w:rStyle w:val="Hyperlink"/>
@@ -991,7 +991,7 @@
       <w:r>
         <w:t xml:space="preserve"> — créé — </w:t>
       </w:r>
-      <w:hyperlink w:history="1" r:id="rId5ebdryn8zukmq_b04bxlh">
+      <w:hyperlink w:history="1" r:id="rIdnny2r_nkzpp9bb09uugoh">
         <w:r>
           <w:rPr>
             <w:rStyle w:val="Hyperlink"/>
@@ -1020,7 +1020,7 @@
       <w:r>
         <w:t xml:space="preserve"> — créé — </w:t>
       </w:r>
-      <w:hyperlink w:history="1" r:id="rId9wdlutj9v6elqhmg0qlwb">
+      <w:hyperlink w:history="1" r:id="rId4xtvsf-v3bebjmrmdtj73">
         <w:r>
           <w:rPr>
             <w:rStyle w:val="Hyperlink"/>
@@ -1057,7 +1057,7 @@
       <w:r>
         <w:t xml:space="preserve"> — modifié — </w:t>
       </w:r>
-      <w:hyperlink w:history="1" r:id="rIdtqihdcye7l0jptjhnlfdk">
+      <w:hyperlink w:history="1" r:id="rIdsr50ieistgt6zttawhydb">
         <w:r>
           <w:rPr>
             <w:rStyle w:val="Hyperlink"/>
@@ -1086,7 +1086,7 @@
       <w:r>
         <w:t xml:space="preserve"> — créé — </w:t>
       </w:r>
-      <w:hyperlink w:history="1" r:id="rIdjpnltnkcnab8-tknix3mb">
+      <w:hyperlink w:history="1" r:id="rIduxqrryc5t9xylln3zdgp1">
         <w:r>
           <w:rPr>
             <w:rStyle w:val="Hyperlink"/>
@@ -1123,7 +1123,7 @@
       <w:r>
         <w:t xml:space="preserve"> — créé — </w:t>
       </w:r>
-      <w:hyperlink w:history="1" r:id="rIdzhdeuigcmcuhnwa4-5zvi">
+      <w:hyperlink w:history="1" r:id="rId1juipl-fqcqlkfbwyk60p">
         <w:r>
           <w:rPr>
             <w:rStyle w:val="Hyperlink"/>
@@ -1152,7 +1152,7 @@
       <w:r>
         <w:t xml:space="preserve"> — modifié — </w:t>
       </w:r>
-      <w:hyperlink w:history="1" r:id="rIdyaalw_jayidtqipkndpof">
+      <w:hyperlink w:history="1" r:id="rIdpsdwcifsjh_elpkxghbd8">
         <w:r>
           <w:rPr>
             <w:rStyle w:val="Hyperlink"/>
@@ -1189,7 +1189,7 @@
       <w:r>
         <w:t xml:space="preserve"> — créé — </w:t>
       </w:r>
-      <w:hyperlink w:history="1" r:id="rIdc-zqvlzs-mhuz8p4jvvcc">
+      <w:hyperlink w:history="1" r:id="rIdiw9tb2ebwk1zirylonfpf">
         <w:r>
           <w:rPr>
             <w:rStyle w:val="Hyperlink"/>
@@ -1218,7 +1218,7 @@
       <w:r>
         <w:t xml:space="preserve"> — créé — </w:t>
       </w:r>
-      <w:hyperlink w:history="1" r:id="rIdbs35lngo9vv80kjdkwndy">
+      <w:hyperlink w:history="1" r:id="rId-pjwwkkdqrkj4ey5xljmv">
         <w:r>
           <w:rPr>
             <w:rStyle w:val="Hyperlink"/>
@@ -1247,7 +1247,7 @@
       <w:r>
         <w:t xml:space="preserve"> — modifié — </w:t>
       </w:r>
-      <w:hyperlink w:history="1" r:id="rIdwdbspu2pflydabcr5ukep">
+      <w:hyperlink w:history="1" r:id="rIdc-pibybpynd-qqr07agwz">
         <w:r>
           <w:rPr>
             <w:rStyle w:val="Hyperlink"/>
@@ -1276,7 +1276,7 @@
       <w:r>
         <w:t xml:space="preserve"> — modifié — </w:t>
       </w:r>
-      <w:hyperlink w:history="1" r:id="rIdd_c5fdrs3wmbycyul5z_m">
+      <w:hyperlink w:history="1" r:id="rIdvl0negn5hwjpsoqupd_se">
         <w:r>
           <w:rPr>
             <w:rStyle w:val="Hyperlink"/>
@@ -1313,7 +1313,7 @@
       <w:r>
         <w:t xml:space="preserve"> — modifié — </w:t>
       </w:r>
-      <w:hyperlink w:history="1" r:id="rIdeu8gpbamfz728we_w2lkw">
+      <w:hyperlink w:history="1" r:id="rIdsbqsres_nsci7bxiatgzz">
         <w:r>
           <w:rPr>
             <w:rStyle w:val="Hyperlink"/>

--- a/docs/developpement/phases/word/PHASE_39_REVENUE_ENGINE_OU_JE_PERDS_DE_LARGENT.docx
+++ b/docs/developpement/phases/word/PHASE_39_REVENUE_ENGINE_OU_JE_PERDS_DE_LARGENT.docx
@@ -18,9 +18,9 @@
         <w:shd w:fill="F6F3FF" w:color="auto" w:val="clear"/>
       </w:pPr>
       <w:r>
-        <w:t xml:space="preserve">FlaiX Expert · dossier de développement · généré le 2026-10-21 depuis le dépôt </w:t>
-      </w:r>
-      <w:hyperlink w:history="1" r:id="rId5iw7t3kbzysl6xghyegig">
+        <w:t xml:space="preserve">FlaiX Expert · dossier de développement · généré le 2026-10-23 depuis le dépôt </w:t>
+      </w:r>
+      <w:hyperlink w:history="1" r:id="rIdfczz-slthmog3_qaqjayb">
         <w:r>
           <w:rPr>
             <w:rStyle w:val="Hyperlink"/>
@@ -903,7 +903,7 @@
           <w:numId w:val="3"/>
         </w:numPr>
       </w:pPr>
-      <w:hyperlink w:history="1" r:id="rIdpxkcgpqvy4yxz-g0dk2s0">
+      <w:hyperlink w:history="1" r:id="rId6w1zqnxy-f_bep_qkwnxn">
         <w:r>
           <w:rPr>
             <w:rStyle w:val="Hyperlink"/>
@@ -923,7 +923,7 @@
           <w:numId w:val="3"/>
         </w:numPr>
       </w:pPr>
-      <w:hyperlink w:history="1" r:id="rIdavs9qca3geaqyae4qjti4">
+      <w:hyperlink w:history="1" r:id="rIdodajhqukewyullgnaxnyc">
         <w:r>
           <w:rPr>
             <w:rStyle w:val="Hyperlink"/>
@@ -943,7 +943,7 @@
           <w:numId w:val="3"/>
         </w:numPr>
       </w:pPr>
-      <w:hyperlink w:history="1" r:id="rIdmoxni8jgwkaodbt1napcb">
+      <w:hyperlink w:history="1" r:id="rIdlzbfw4vxexrzihyflw7ti">
         <w:r>
           <w:rPr>
             <w:rStyle w:val="Hyperlink"/>
@@ -991,7 +991,7 @@
       <w:r>
         <w:t xml:space="preserve"> — créé — </w:t>
       </w:r>
-      <w:hyperlink w:history="1" r:id="rIdnny2r_nkzpp9bb09uugoh">
+      <w:hyperlink w:history="1" r:id="rIdxmjtgo11zi3xeezmwetlc">
         <w:r>
           <w:rPr>
             <w:rStyle w:val="Hyperlink"/>
@@ -1020,7 +1020,7 @@
       <w:r>
         <w:t xml:space="preserve"> — créé — </w:t>
       </w:r>
-      <w:hyperlink w:history="1" r:id="rId4xtvsf-v3bebjmrmdtj73">
+      <w:hyperlink w:history="1" r:id="rIdpqygktq7ujm33bapdwoky">
         <w:r>
           <w:rPr>
             <w:rStyle w:val="Hyperlink"/>
@@ -1057,7 +1057,7 @@
       <w:r>
         <w:t xml:space="preserve"> — modifié — </w:t>
       </w:r>
-      <w:hyperlink w:history="1" r:id="rIdsr50ieistgt6zttawhydb">
+      <w:hyperlink w:history="1" r:id="rIdoz4nmplekdl0i50oxn7rd">
         <w:r>
           <w:rPr>
             <w:rStyle w:val="Hyperlink"/>
@@ -1086,7 +1086,7 @@
       <w:r>
         <w:t xml:space="preserve"> — créé — </w:t>
       </w:r>
-      <w:hyperlink w:history="1" r:id="rIduxqrryc5t9xylln3zdgp1">
+      <w:hyperlink w:history="1" r:id="rIdgbavbjzdus2gejg66r4vx">
         <w:r>
           <w:rPr>
             <w:rStyle w:val="Hyperlink"/>
@@ -1123,7 +1123,7 @@
       <w:r>
         <w:t xml:space="preserve"> — créé — </w:t>
       </w:r>
-      <w:hyperlink w:history="1" r:id="rId1juipl-fqcqlkfbwyk60p">
+      <w:hyperlink w:history="1" r:id="rId2dgmnjcbuyxbz2pmlbqn4">
         <w:r>
           <w:rPr>
             <w:rStyle w:val="Hyperlink"/>
@@ -1152,7 +1152,7 @@
       <w:r>
         <w:t xml:space="preserve"> — modifié — </w:t>
       </w:r>
-      <w:hyperlink w:history="1" r:id="rIdpsdwcifsjh_elpkxghbd8">
+      <w:hyperlink w:history="1" r:id="rId3qu0qcsfj1d99n0d0fyqm">
         <w:r>
           <w:rPr>
             <w:rStyle w:val="Hyperlink"/>
@@ -1189,7 +1189,7 @@
       <w:r>
         <w:t xml:space="preserve"> — créé — </w:t>
       </w:r>
-      <w:hyperlink w:history="1" r:id="rIdiw9tb2ebwk1zirylonfpf">
+      <w:hyperlink w:history="1" r:id="rIdk0fvpjpiftp6gw7bz1nnu">
         <w:r>
           <w:rPr>
             <w:rStyle w:val="Hyperlink"/>
@@ -1218,7 +1218,7 @@
       <w:r>
         <w:t xml:space="preserve"> — créé — </w:t>
       </w:r>
-      <w:hyperlink w:history="1" r:id="rId-pjwwkkdqrkj4ey5xljmv">
+      <w:hyperlink w:history="1" r:id="rIdj5pzfcok5lhki1j-4uylw">
         <w:r>
           <w:rPr>
             <w:rStyle w:val="Hyperlink"/>
@@ -1247,7 +1247,7 @@
       <w:r>
         <w:t xml:space="preserve"> — modifié — </w:t>
       </w:r>
-      <w:hyperlink w:history="1" r:id="rIdc-pibybpynd-qqr07agwz">
+      <w:hyperlink w:history="1" r:id="rIdluhxiwntmeyesg3hg6d29">
         <w:r>
           <w:rPr>
             <w:rStyle w:val="Hyperlink"/>
@@ -1276,7 +1276,7 @@
       <w:r>
         <w:t xml:space="preserve"> — modifié — </w:t>
       </w:r>
-      <w:hyperlink w:history="1" r:id="rIdvl0negn5hwjpsoqupd_se">
+      <w:hyperlink w:history="1" r:id="rIdomnflzjqc7octys1ycf19">
         <w:r>
           <w:rPr>
             <w:rStyle w:val="Hyperlink"/>
@@ -1313,7 +1313,7 @@
       <w:r>
         <w:t xml:space="preserve"> — modifié — </w:t>
       </w:r>
-      <w:hyperlink w:history="1" r:id="rIdsbqsres_nsci7bxiatgzz">
+      <w:hyperlink w:history="1" r:id="rIdk6zin9h08ntntlh_3fha5">
         <w:r>
           <w:rPr>
             <w:rStyle w:val="Hyperlink"/>

--- a/docs/developpement/phases/word/PHASE_39_REVENUE_ENGINE_OU_JE_PERDS_DE_LARGENT.docx
+++ b/docs/developpement/phases/word/PHASE_39_REVENUE_ENGINE_OU_JE_PERDS_DE_LARGENT.docx
@@ -18,9 +18,9 @@
         <w:shd w:fill="F6F3FF" w:color="auto" w:val="clear"/>
       </w:pPr>
       <w:r>
-        <w:t xml:space="preserve">FlaiX Expert · dossier de développement · généré le 2026-10-23 depuis le dépôt </w:t>
-      </w:r>
-      <w:hyperlink w:history="1" r:id="rIdfczz-slthmog3_qaqjayb">
+        <w:t xml:space="preserve">FlaiX Expert · dossier de développement · généré le 2026-10-24 depuis le dépôt </w:t>
+      </w:r>
+      <w:hyperlink w:history="1" r:id="rId3hsccbyf7lsi6it7-sv5l">
         <w:r>
           <w:rPr>
             <w:rStyle w:val="Hyperlink"/>
@@ -903,7 +903,7 @@
           <w:numId w:val="3"/>
         </w:numPr>
       </w:pPr>
-      <w:hyperlink w:history="1" r:id="rId6w1zqnxy-f_bep_qkwnxn">
+      <w:hyperlink w:history="1" r:id="rId4p9ojrlvekdmp2y0ghlcq">
         <w:r>
           <w:rPr>
             <w:rStyle w:val="Hyperlink"/>
@@ -923,7 +923,7 @@
           <w:numId w:val="3"/>
         </w:numPr>
       </w:pPr>
-      <w:hyperlink w:history="1" r:id="rIdodajhqukewyullgnaxnyc">
+      <w:hyperlink w:history="1" r:id="rIdbmkkt6kjhvhfyr68tjoj7">
         <w:r>
           <w:rPr>
             <w:rStyle w:val="Hyperlink"/>
@@ -943,7 +943,7 @@
           <w:numId w:val="3"/>
         </w:numPr>
       </w:pPr>
-      <w:hyperlink w:history="1" r:id="rIdlzbfw4vxexrzihyflw7ti">
+      <w:hyperlink w:history="1" r:id="rIdcs_reicvghwzwe5gpk4ol">
         <w:r>
           <w:rPr>
             <w:rStyle w:val="Hyperlink"/>
@@ -991,7 +991,7 @@
       <w:r>
         <w:t xml:space="preserve"> — créé — </w:t>
       </w:r>
-      <w:hyperlink w:history="1" r:id="rIdxmjtgo11zi3xeezmwetlc">
+      <w:hyperlink w:history="1" r:id="rIdz1me_3hu-d9sgue6j8btr">
         <w:r>
           <w:rPr>
             <w:rStyle w:val="Hyperlink"/>
@@ -1020,7 +1020,7 @@
       <w:r>
         <w:t xml:space="preserve"> — créé — </w:t>
       </w:r>
-      <w:hyperlink w:history="1" r:id="rIdpqygktq7ujm33bapdwoky">
+      <w:hyperlink w:history="1" r:id="rIdhy3xr-9lnwhc8wbfplvag">
         <w:r>
           <w:rPr>
             <w:rStyle w:val="Hyperlink"/>
@@ -1057,7 +1057,7 @@
       <w:r>
         <w:t xml:space="preserve"> — modifié — </w:t>
       </w:r>
-      <w:hyperlink w:history="1" r:id="rIdoz4nmplekdl0i50oxn7rd">
+      <w:hyperlink w:history="1" r:id="rId6rjrc0h_dienap06coiac">
         <w:r>
           <w:rPr>
             <w:rStyle w:val="Hyperlink"/>
@@ -1086,7 +1086,7 @@
       <w:r>
         <w:t xml:space="preserve"> — créé — </w:t>
       </w:r>
-      <w:hyperlink w:history="1" r:id="rIdgbavbjzdus2gejg66r4vx">
+      <w:hyperlink w:history="1" r:id="rIdnmj6ekgiipuye32djvmbj">
         <w:r>
           <w:rPr>
             <w:rStyle w:val="Hyperlink"/>
@@ -1123,7 +1123,7 @@
       <w:r>
         <w:t xml:space="preserve"> — créé — </w:t>
       </w:r>
-      <w:hyperlink w:history="1" r:id="rId2dgmnjcbuyxbz2pmlbqn4">
+      <w:hyperlink w:history="1" r:id="rIdeflaglgx22r-cbaeq28tk">
         <w:r>
           <w:rPr>
             <w:rStyle w:val="Hyperlink"/>
@@ -1152,7 +1152,7 @@
       <w:r>
         <w:t xml:space="preserve"> — modifié — </w:t>
       </w:r>
-      <w:hyperlink w:history="1" r:id="rId3qu0qcsfj1d99n0d0fyqm">
+      <w:hyperlink w:history="1" r:id="rIdbg3gfs1c2sppflzbzikb3">
         <w:r>
           <w:rPr>
             <w:rStyle w:val="Hyperlink"/>
@@ -1189,7 +1189,7 @@
       <w:r>
         <w:t xml:space="preserve"> — créé — </w:t>
       </w:r>
-      <w:hyperlink w:history="1" r:id="rIdk0fvpjpiftp6gw7bz1nnu">
+      <w:hyperlink w:history="1" r:id="rId8ej8l4rfb2klxdxgni1k5">
         <w:r>
           <w:rPr>
             <w:rStyle w:val="Hyperlink"/>
@@ -1218,7 +1218,7 @@
       <w:r>
         <w:t xml:space="preserve"> — créé — </w:t>
       </w:r>
-      <w:hyperlink w:history="1" r:id="rIdj5pzfcok5lhki1j-4uylw">
+      <w:hyperlink w:history="1" r:id="rId7h-u_m1x2pmzyj829frsy">
         <w:r>
           <w:rPr>
             <w:rStyle w:val="Hyperlink"/>
@@ -1247,7 +1247,7 @@
       <w:r>
         <w:t xml:space="preserve"> — modifié — </w:t>
       </w:r>
-      <w:hyperlink w:history="1" r:id="rIdluhxiwntmeyesg3hg6d29">
+      <w:hyperlink w:history="1" r:id="rIdacd-0cnjf_cr4ulz2pl5e">
         <w:r>
           <w:rPr>
             <w:rStyle w:val="Hyperlink"/>
@@ -1276,7 +1276,7 @@
       <w:r>
         <w:t xml:space="preserve"> — modifié — </w:t>
       </w:r>
-      <w:hyperlink w:history="1" r:id="rIdomnflzjqc7octys1ycf19">
+      <w:hyperlink w:history="1" r:id="rIdpqe2d1vo8lonp1mfilfjx">
         <w:r>
           <w:rPr>
             <w:rStyle w:val="Hyperlink"/>
@@ -1313,7 +1313,7 @@
       <w:r>
         <w:t xml:space="preserve"> — modifié — </w:t>
       </w:r>
-      <w:hyperlink w:history="1" r:id="rIdk6zin9h08ntntlh_3fha5">
+      <w:hyperlink w:history="1" r:id="rIdadzjx84vmduhl28umsaaz">
         <w:r>
           <w:rPr>
             <w:rStyle w:val="Hyperlink"/>

--- a/docs/developpement/phases/word/PHASE_39_REVENUE_ENGINE_OU_JE_PERDS_DE_LARGENT.docx
+++ b/docs/developpement/phases/word/PHASE_39_REVENUE_ENGINE_OU_JE_PERDS_DE_LARGENT.docx
@@ -18,9 +18,9 @@
         <w:shd w:fill="F6F3FF" w:color="auto" w:val="clear"/>
       </w:pPr>
       <w:r>
-        <w:t xml:space="preserve">FlaiX Expert · dossier de développement · généré le 2026-10-24 depuis le dépôt </w:t>
-      </w:r>
-      <w:hyperlink w:history="1" r:id="rId3hsccbyf7lsi6it7-sv5l">
+        <w:t xml:space="preserve">FlaiX Expert · dossier de développement · généré le 2026-10-25 depuis le dépôt </w:t>
+      </w:r>
+      <w:hyperlink w:history="1" r:id="rIdo9n4dzokmvsmqymljfdjj">
         <w:r>
           <w:rPr>
             <w:rStyle w:val="Hyperlink"/>
@@ -903,7 +903,7 @@
           <w:numId w:val="3"/>
         </w:numPr>
       </w:pPr>
-      <w:hyperlink w:history="1" r:id="rId4p9ojrlvekdmp2y0ghlcq">
+      <w:hyperlink w:history="1" r:id="rIdcj7tyv3fznru978jvzdag">
         <w:r>
           <w:rPr>
             <w:rStyle w:val="Hyperlink"/>
@@ -923,7 +923,7 @@
           <w:numId w:val="3"/>
         </w:numPr>
       </w:pPr>
-      <w:hyperlink w:history="1" r:id="rIdbmkkt6kjhvhfyr68tjoj7">
+      <w:hyperlink w:history="1" r:id="rIdzfkazbilezvogdxxccxzn">
         <w:r>
           <w:rPr>
             <w:rStyle w:val="Hyperlink"/>
@@ -943,7 +943,7 @@
           <w:numId w:val="3"/>
         </w:numPr>
       </w:pPr>
-      <w:hyperlink w:history="1" r:id="rIdcs_reicvghwzwe5gpk4ol">
+      <w:hyperlink w:history="1" r:id="rIdv7-k29vcneh3fjhmjkhy8">
         <w:r>
           <w:rPr>
             <w:rStyle w:val="Hyperlink"/>
@@ -991,7 +991,7 @@
       <w:r>
         <w:t xml:space="preserve"> — créé — </w:t>
       </w:r>
-      <w:hyperlink w:history="1" r:id="rIdz1me_3hu-d9sgue6j8btr">
+      <w:hyperlink w:history="1" r:id="rIdb6a0hkzxuyyiccnbsirpj">
         <w:r>
           <w:rPr>
             <w:rStyle w:val="Hyperlink"/>
@@ -1020,7 +1020,7 @@
       <w:r>
         <w:t xml:space="preserve"> — créé — </w:t>
       </w:r>
-      <w:hyperlink w:history="1" r:id="rIdhy3xr-9lnwhc8wbfplvag">
+      <w:hyperlink w:history="1" r:id="rIdlbdawrbx8blymjzgcy51x">
         <w:r>
           <w:rPr>
             <w:rStyle w:val="Hyperlink"/>
@@ -1057,7 +1057,7 @@
       <w:r>
         <w:t xml:space="preserve"> — modifié — </w:t>
       </w:r>
-      <w:hyperlink w:history="1" r:id="rId6rjrc0h_dienap06coiac">
+      <w:hyperlink w:history="1" r:id="rIdw6kladvgv2gpp8dk2tl8w">
         <w:r>
           <w:rPr>
             <w:rStyle w:val="Hyperlink"/>
@@ -1086,7 +1086,7 @@
       <w:r>
         <w:t xml:space="preserve"> — créé — </w:t>
       </w:r>
-      <w:hyperlink w:history="1" r:id="rIdnmj6ekgiipuye32djvmbj">
+      <w:hyperlink w:history="1" r:id="rIdxdntuyt4ihhsypyok83qd">
         <w:r>
           <w:rPr>
             <w:rStyle w:val="Hyperlink"/>
@@ -1123,7 +1123,7 @@
       <w:r>
         <w:t xml:space="preserve"> — créé — </w:t>
       </w:r>
-      <w:hyperlink w:history="1" r:id="rIdeflaglgx22r-cbaeq28tk">
+      <w:hyperlink w:history="1" r:id="rIdfhlzkahfwqwcvtcd9tiaf">
         <w:r>
           <w:rPr>
             <w:rStyle w:val="Hyperlink"/>
@@ -1152,7 +1152,7 @@
       <w:r>
         <w:t xml:space="preserve"> — modifié — </w:t>
       </w:r>
-      <w:hyperlink w:history="1" r:id="rIdbg3gfs1c2sppflzbzikb3">
+      <w:hyperlink w:history="1" r:id="rIdqytbltbmx7c6cs_nzuoo2">
         <w:r>
           <w:rPr>
             <w:rStyle w:val="Hyperlink"/>
@@ -1189,7 +1189,7 @@
       <w:r>
         <w:t xml:space="preserve"> — créé — </w:t>
       </w:r>
-      <w:hyperlink w:history="1" r:id="rId8ej8l4rfb2klxdxgni1k5">
+      <w:hyperlink w:history="1" r:id="rIdvgiaaaa12x9pdlff2kl5c">
         <w:r>
           <w:rPr>
             <w:rStyle w:val="Hyperlink"/>
@@ -1218,7 +1218,7 @@
       <w:r>
         <w:t xml:space="preserve"> — créé — </w:t>
       </w:r>
-      <w:hyperlink w:history="1" r:id="rId7h-u_m1x2pmzyj829frsy">
+      <w:hyperlink w:history="1" r:id="rId8qbet1mwdp7k_z19zluto">
         <w:r>
           <w:rPr>
             <w:rStyle w:val="Hyperlink"/>
@@ -1247,7 +1247,7 @@
       <w:r>
         <w:t xml:space="preserve"> — modifié — </w:t>
       </w:r>
-      <w:hyperlink w:history="1" r:id="rIdacd-0cnjf_cr4ulz2pl5e">
+      <w:hyperlink w:history="1" r:id="rIdobjrbtmezrbkdvdvdlrqx">
         <w:r>
           <w:rPr>
             <w:rStyle w:val="Hyperlink"/>
@@ -1276,7 +1276,7 @@
       <w:r>
         <w:t xml:space="preserve"> — modifié — </w:t>
       </w:r>
-      <w:hyperlink w:history="1" r:id="rIdpqe2d1vo8lonp1mfilfjx">
+      <w:hyperlink w:history="1" r:id="rIddwhiyk2-54qh2hqknr5ye">
         <w:r>
           <w:rPr>
             <w:rStyle w:val="Hyperlink"/>
@@ -1313,7 +1313,7 @@
       <w:r>
         <w:t xml:space="preserve"> — modifié — </w:t>
       </w:r>
-      <w:hyperlink w:history="1" r:id="rIdadzjx84vmduhl28umsaaz">
+      <w:hyperlink w:history="1" r:id="rId7t_2_rqgnugxkekkixgea">
         <w:r>
           <w:rPr>
             <w:rStyle w:val="Hyperlink"/>

--- a/docs/developpement/phases/word/PHASE_39_REVENUE_ENGINE_OU_JE_PERDS_DE_LARGENT.docx
+++ b/docs/developpement/phases/word/PHASE_39_REVENUE_ENGINE_OU_JE_PERDS_DE_LARGENT.docx
@@ -20,7 +20,7 @@
       <w:r>
         <w:t xml:space="preserve">FlaiX Expert · dossier de développement · généré le 2026-10-25 depuis le dépôt </w:t>
       </w:r>
-      <w:hyperlink w:history="1" r:id="rIdo9n4dzokmvsmqymljfdjj">
+      <w:hyperlink w:history="1" r:id="rIdakfh6e5xt2eui8zvpddie">
         <w:r>
           <w:rPr>
             <w:rStyle w:val="Hyperlink"/>
@@ -903,7 +903,7 @@
           <w:numId w:val="3"/>
         </w:numPr>
       </w:pPr>
-      <w:hyperlink w:history="1" r:id="rIdcj7tyv3fznru978jvzdag">
+      <w:hyperlink w:history="1" r:id="rIdxwdmfk63noizy72c5ntey">
         <w:r>
           <w:rPr>
             <w:rStyle w:val="Hyperlink"/>
@@ -923,7 +923,7 @@
           <w:numId w:val="3"/>
         </w:numPr>
       </w:pPr>
-      <w:hyperlink w:history="1" r:id="rIdzfkazbilezvogdxxccxzn">
+      <w:hyperlink w:history="1" r:id="rIdloblpg8q2_2j1sovvgosz">
         <w:r>
           <w:rPr>
             <w:rStyle w:val="Hyperlink"/>
@@ -943,7 +943,7 @@
           <w:numId w:val="3"/>
         </w:numPr>
       </w:pPr>
-      <w:hyperlink w:history="1" r:id="rIdv7-k29vcneh3fjhmjkhy8">
+      <w:hyperlink w:history="1" r:id="rIdohfu0xzpyx3cbvvnzubbb">
         <w:r>
           <w:rPr>
             <w:rStyle w:val="Hyperlink"/>
@@ -991,7 +991,7 @@
       <w:r>
         <w:t xml:space="preserve"> — créé — </w:t>
       </w:r>
-      <w:hyperlink w:history="1" r:id="rIdb6a0hkzxuyyiccnbsirpj">
+      <w:hyperlink w:history="1" r:id="rId2r-d1hert3vq4_lmajmi2">
         <w:r>
           <w:rPr>
             <w:rStyle w:val="Hyperlink"/>
@@ -1020,7 +1020,7 @@
       <w:r>
         <w:t xml:space="preserve"> — créé — </w:t>
       </w:r>
-      <w:hyperlink w:history="1" r:id="rIdlbdawrbx8blymjzgcy51x">
+      <w:hyperlink w:history="1" r:id="rIduf1ml91py-asfwiwdajty">
         <w:r>
           <w:rPr>
             <w:rStyle w:val="Hyperlink"/>
@@ -1057,7 +1057,7 @@
       <w:r>
         <w:t xml:space="preserve"> — modifié — </w:t>
       </w:r>
-      <w:hyperlink w:history="1" r:id="rIdw6kladvgv2gpp8dk2tl8w">
+      <w:hyperlink w:history="1" r:id="rIdu3qe_djblg_piwqol4wjx">
         <w:r>
           <w:rPr>
             <w:rStyle w:val="Hyperlink"/>
@@ -1086,7 +1086,7 @@
       <w:r>
         <w:t xml:space="preserve"> — créé — </w:t>
       </w:r>
-      <w:hyperlink w:history="1" r:id="rIdxdntuyt4ihhsypyok83qd">
+      <w:hyperlink w:history="1" r:id="rId62gme7tvjusvfqdro4wnc">
         <w:r>
           <w:rPr>
             <w:rStyle w:val="Hyperlink"/>
@@ -1123,7 +1123,7 @@
       <w:r>
         <w:t xml:space="preserve"> — créé — </w:t>
       </w:r>
-      <w:hyperlink w:history="1" r:id="rIdfhlzkahfwqwcvtcd9tiaf">
+      <w:hyperlink w:history="1" r:id="rIdsbfltgr5mkzj56m6ynxc_">
         <w:r>
           <w:rPr>
             <w:rStyle w:val="Hyperlink"/>
@@ -1152,7 +1152,7 @@
       <w:r>
         <w:t xml:space="preserve"> — modifié — </w:t>
       </w:r>
-      <w:hyperlink w:history="1" r:id="rIdqytbltbmx7c6cs_nzuoo2">
+      <w:hyperlink w:history="1" r:id="rIdzb2egg2hfiric2srsacat">
         <w:r>
           <w:rPr>
             <w:rStyle w:val="Hyperlink"/>
@@ -1189,7 +1189,7 @@
       <w:r>
         <w:t xml:space="preserve"> — créé — </w:t>
       </w:r>
-      <w:hyperlink w:history="1" r:id="rIdvgiaaaa12x9pdlff2kl5c">
+      <w:hyperlink w:history="1" r:id="rIduaar-o4fo_5kcau88ajgv">
         <w:r>
           <w:rPr>
             <w:rStyle w:val="Hyperlink"/>
@@ -1218,7 +1218,7 @@
       <w:r>
         <w:t xml:space="preserve"> — créé — </w:t>
       </w:r>
-      <w:hyperlink w:history="1" r:id="rId8qbet1mwdp7k_z19zluto">
+      <w:hyperlink w:history="1" r:id="rIdi_nrzvbqm-jq-qkgaj-t5">
         <w:r>
           <w:rPr>
             <w:rStyle w:val="Hyperlink"/>
@@ -1247,7 +1247,7 @@
       <w:r>
         <w:t xml:space="preserve"> — modifié — </w:t>
       </w:r>
-      <w:hyperlink w:history="1" r:id="rIdobjrbtmezrbkdvdvdlrqx">
+      <w:hyperlink w:history="1" r:id="rIdpkimq5oanhpo0ip6eb68k">
         <w:r>
           <w:rPr>
             <w:rStyle w:val="Hyperlink"/>
@@ -1276,7 +1276,7 @@
       <w:r>
         <w:t xml:space="preserve"> — modifié — </w:t>
       </w:r>
-      <w:hyperlink w:history="1" r:id="rIddwhiyk2-54qh2hqknr5ye">
+      <w:hyperlink w:history="1" r:id="rIdexk57xumchtmlrs1sy6f3">
         <w:r>
           <w:rPr>
             <w:rStyle w:val="Hyperlink"/>
@@ -1313,7 +1313,7 @@
       <w:r>
         <w:t xml:space="preserve"> — modifié — </w:t>
       </w:r>
-      <w:hyperlink w:history="1" r:id="rId7t_2_rqgnugxkekkixgea">
+      <w:hyperlink w:history="1" r:id="rIdjvzsv-slj54pczztvcllx">
         <w:r>
           <w:rPr>
             <w:rStyle w:val="Hyperlink"/>

--- a/docs/developpement/phases/word/PHASE_39_REVENUE_ENGINE_OU_JE_PERDS_DE_LARGENT.docx
+++ b/docs/developpement/phases/word/PHASE_39_REVENUE_ENGINE_OU_JE_PERDS_DE_LARGENT.docx
@@ -20,7 +20,7 @@
       <w:r>
         <w:t xml:space="preserve">FlaiX Expert · dossier de développement · généré le 2026-10-25 depuis le dépôt </w:t>
       </w:r>
-      <w:hyperlink w:history="1" r:id="rIdakfh6e5xt2eui8zvpddie">
+      <w:hyperlink w:history="1" r:id="rIdxvjgcvtvoyqnm8q-ynnki">
         <w:r>
           <w:rPr>
             <w:rStyle w:val="Hyperlink"/>
@@ -903,7 +903,7 @@
           <w:numId w:val="3"/>
         </w:numPr>
       </w:pPr>
-      <w:hyperlink w:history="1" r:id="rIdxwdmfk63noizy72c5ntey">
+      <w:hyperlink w:history="1" r:id="rId2et96pndgj9ygkc8deh-4">
         <w:r>
           <w:rPr>
             <w:rStyle w:val="Hyperlink"/>
@@ -923,7 +923,7 @@
           <w:numId w:val="3"/>
         </w:numPr>
       </w:pPr>
-      <w:hyperlink w:history="1" r:id="rIdloblpg8q2_2j1sovvgosz">
+      <w:hyperlink w:history="1" r:id="rIduewdxndz7atz6e8cxnoso">
         <w:r>
           <w:rPr>
             <w:rStyle w:val="Hyperlink"/>
@@ -943,7 +943,7 @@
           <w:numId w:val="3"/>
         </w:numPr>
       </w:pPr>
-      <w:hyperlink w:history="1" r:id="rIdohfu0xzpyx3cbvvnzubbb">
+      <w:hyperlink w:history="1" r:id="rIdyhbye4xxekl61wckmg2cy">
         <w:r>
           <w:rPr>
             <w:rStyle w:val="Hyperlink"/>
@@ -991,7 +991,7 @@
       <w:r>
         <w:t xml:space="preserve"> — créé — </w:t>
       </w:r>
-      <w:hyperlink w:history="1" r:id="rId2r-d1hert3vq4_lmajmi2">
+      <w:hyperlink w:history="1" r:id="rId4mnfcp7hbchwnsijkpvsw">
         <w:r>
           <w:rPr>
             <w:rStyle w:val="Hyperlink"/>
@@ -1020,7 +1020,7 @@
       <w:r>
         <w:t xml:space="preserve"> — créé — </w:t>
       </w:r>
-      <w:hyperlink w:history="1" r:id="rIduf1ml91py-asfwiwdajty">
+      <w:hyperlink w:history="1" r:id="rIdtlry1hzzolgwvpjnohe6q">
         <w:r>
           <w:rPr>
             <w:rStyle w:val="Hyperlink"/>
@@ -1057,7 +1057,7 @@
       <w:r>
         <w:t xml:space="preserve"> — modifié — </w:t>
       </w:r>
-      <w:hyperlink w:history="1" r:id="rIdu3qe_djblg_piwqol4wjx">
+      <w:hyperlink w:history="1" r:id="rIdoj9po5nzyzjueurwqvre3">
         <w:r>
           <w:rPr>
             <w:rStyle w:val="Hyperlink"/>
@@ -1086,7 +1086,7 @@
       <w:r>
         <w:t xml:space="preserve"> — créé — </w:t>
       </w:r>
-      <w:hyperlink w:history="1" r:id="rId62gme7tvjusvfqdro4wnc">
+      <w:hyperlink w:history="1" r:id="rIdczr8sv54alb0jfux8kkq8">
         <w:r>
           <w:rPr>
             <w:rStyle w:val="Hyperlink"/>
@@ -1123,7 +1123,7 @@
       <w:r>
         <w:t xml:space="preserve"> — créé — </w:t>
       </w:r>
-      <w:hyperlink w:history="1" r:id="rIdsbfltgr5mkzj56m6ynxc_">
+      <w:hyperlink w:history="1" r:id="rIdldjwvbpzts8d3jorxijpc">
         <w:r>
           <w:rPr>
             <w:rStyle w:val="Hyperlink"/>
@@ -1152,7 +1152,7 @@
       <w:r>
         <w:t xml:space="preserve"> — modifié — </w:t>
       </w:r>
-      <w:hyperlink w:history="1" r:id="rIdzb2egg2hfiric2srsacat">
+      <w:hyperlink w:history="1" r:id="rIdtbgr0fglcvgykaeqkqrqe">
         <w:r>
           <w:rPr>
             <w:rStyle w:val="Hyperlink"/>
@@ -1189,7 +1189,7 @@
       <w:r>
         <w:t xml:space="preserve"> — créé — </w:t>
       </w:r>
-      <w:hyperlink w:history="1" r:id="rIduaar-o4fo_5kcau88ajgv">
+      <w:hyperlink w:history="1" r:id="rIdkjb_quw1fnjcavwn5eupn">
         <w:r>
           <w:rPr>
             <w:rStyle w:val="Hyperlink"/>
@@ -1218,7 +1218,7 @@
       <w:r>
         <w:t xml:space="preserve"> — créé — </w:t>
       </w:r>
-      <w:hyperlink w:history="1" r:id="rIdi_nrzvbqm-jq-qkgaj-t5">
+      <w:hyperlink w:history="1" r:id="rId4bv0lrqgk-p1dwqtcwryb">
         <w:r>
           <w:rPr>
             <w:rStyle w:val="Hyperlink"/>
@@ -1247,7 +1247,7 @@
       <w:r>
         <w:t xml:space="preserve"> — modifié — </w:t>
       </w:r>
-      <w:hyperlink w:history="1" r:id="rIdpkimq5oanhpo0ip6eb68k">
+      <w:hyperlink w:history="1" r:id="rIdidscfmjhr3urfoutojmqs">
         <w:r>
           <w:rPr>
             <w:rStyle w:val="Hyperlink"/>
@@ -1276,7 +1276,7 @@
       <w:r>
         <w:t xml:space="preserve"> — modifié — </w:t>
       </w:r>
-      <w:hyperlink w:history="1" r:id="rIdexk57xumchtmlrs1sy6f3">
+      <w:hyperlink w:history="1" r:id="rId3zaqijkm6dfdwxcwxpptq">
         <w:r>
           <w:rPr>
             <w:rStyle w:val="Hyperlink"/>
@@ -1313,7 +1313,7 @@
       <w:r>
         <w:t xml:space="preserve"> — modifié — </w:t>
       </w:r>
-      <w:hyperlink w:history="1" r:id="rIdjvzsv-slj54pczztvcllx">
+      <w:hyperlink w:history="1" r:id="rId_rkxyynqin33zuwyzl8vx">
         <w:r>
           <w:rPr>
             <w:rStyle w:val="Hyperlink"/>
